--- a/report/受動部品の種類と製作_実験レポート.docx
+++ b/report/受動部品の種類と製作_実験レポート.docx
@@ -475,51 +475,6 @@
     <w:p>
       <w:pPr>
         <w:keepNext/>
-        <w:spacing w:before="160" w:after="120"/>
-      </w:pPr>
-      <w:r>
-        <w:rPr>
-          <w:rFonts w:ascii="ＭＳ ゴシック" w:hAnsi="ＭＳ ゴシック" w:eastAsia="ＭＳ ゴシック"/>
-          <w:b/>
-          <w:color w:val="000000"/>
-          <w:sz w:val="24"/>
-        </w:rPr>
-        <w:t>3-3　インダクタの製作</w:t>
-      </w:r>
-    </w:p>
-    <w:p>
-      <w:pPr>
-        <w:spacing w:before="0" w:after="80" w:line="312" w:lineRule="auto"/>
-        <w:ind w:firstLine="210"/>
-      </w:pPr>
-      <w:r>
-        <w:rPr>
-          <w:rFonts w:ascii="Times New Roman" w:hAnsi="Times New Roman" w:eastAsia="ＭＳ 明朝"/>
-          <w:b w:val="0"/>
-          <w:color w:val="000000"/>
-          <w:sz w:val="21"/>
-        </w:rPr>
-        <w:t>① エナメル線の端を5cmほど出してボビンの端をセロテープで固定し、ボビンにエナメル線を単層密着で20回巻いた。反対側も5cmほど出して固定し、両端を紙ヤスリで磨いてエナメルを除去した。</w:t>
-      </w:r>
-    </w:p>
-    <w:p>
-      <w:pPr>
-        <w:spacing w:before="0" w:after="80" w:line="312" w:lineRule="auto"/>
-        <w:ind w:firstLine="210"/>
-      </w:pPr>
-      <w:r>
-        <w:rPr>
-          <w:rFonts w:ascii="Times New Roman" w:hAnsi="Times New Roman" w:eastAsia="ＭＳ 明朝"/>
-          <w:b w:val="0"/>
-          <w:color w:val="000000"/>
-          <w:sz w:val="21"/>
-        </w:rPr>
-        <w:t>② LCRメータで周波数1kHzのときのインダクタンスを測定した。</w:t>
-      </w:r>
-    </w:p>
-    <w:p>
-      <w:pPr>
-        <w:keepNext/>
         <w:spacing w:before="280" w:after="120"/>
       </w:pPr>
       <w:r>
@@ -559,22 +514,7 @@
           <w:color w:val="000000"/>
           <w:sz w:val="21"/>
         </w:rPr>
-        <w:t>鉛筆で塗り方を変えて描いた3つの長方形①②③を図4.1に示す。それぞれの両端の抵抗値をテスタで測定したところ、① 2100 Ω、② 2000 Ω、③ 1600 kΩ であった。</w:t>
-      </w:r>
-    </w:p>
-    <w:p>
-      <w:pPr>
-        <w:spacing w:after="80"/>
-        <w:ind w:left="227"/>
-      </w:pPr>
-      <w:r>
-        <w:rPr>
-          <w:rFonts w:ascii="Times New Roman" w:hAnsi="Times New Roman" w:eastAsia="ＭＳ 明朝"/>
-          <w:b/>
-          <w:color w:val="000000"/>
-          <w:sz w:val="21"/>
-        </w:rPr>
-        <w:t>※②・③の数値は写真の手書きが不明瞭なため要確認（③は1000 kΩの可能性あり）。また、各長方形の塗り方（濃く塗った／薄く塗った／標準）の対応も確認してください。</w:t>
+        <w:t>鉛筆で塗り方を変えて描いた3つの長方形①②③を図4.1に示す。①が最も濃く、③が最も薄く塗ったものである。それぞれの両端の抵抗値をテスタで測定したところ、① 2100 Ω、② 20 kΩ（20000 Ω）、③ 1000 kΩ であった。濃く塗った長方形ほど抵抗値が小さく、薄く塗った長方形ほど抵抗値が大きいという結果が得られた。</w:t>
       </w:r>
     </w:p>
     <w:p>
@@ -629,22 +569,77 @@
           <w:color w:val="000000"/>
           <w:sz w:val="19"/>
         </w:rPr>
-        <w:t>図4.1　鉛筆で塗りつぶした3つの長方形と測定値</w:t>
+        <w:t>図4.1　鉛筆で塗りつぶした3つの長方形（上から①②③）と測定値</w:t>
       </w:r>
     </w:p>
     <w:p>
       <w:pPr>
-        <w:spacing w:after="80"/>
-        <w:ind w:left="227"/>
+        <w:spacing w:before="0" w:after="80" w:line="312" w:lineRule="auto"/>
+        <w:ind w:firstLine="210"/>
       </w:pPr>
       <w:r>
         <w:rPr>
           <w:rFonts w:ascii="Times New Roman" w:hAnsi="Times New Roman" w:eastAsia="ＭＳ 明朝"/>
-          <w:b/>
+          <w:b w:val="0"/>
           <w:color w:val="000000"/>
           <w:sz w:val="21"/>
         </w:rPr>
-        <w:t>（マンガニン線抵抗を製作した場合）測定した抵抗値：【要記入】Ω　— 製作した抵抗器の写真があれば追加します。</w:t>
+        <w:t>次に、ベークライト棒にマンガニン線1mを巻き付けた抵抗器を製作した。両端をハンダで固定し、テスタで抵抗値を測定したところ 17 Ω であった。製作した抵抗器を図4.2に示す。</w:t>
+      </w:r>
+    </w:p>
+    <w:p>
+      <w:pPr>
+        <w:spacing w:before="120" w:after="40"/>
+        <w:jc w:val="center"/>
+      </w:pPr>
+      <w:r>
+        <w:drawing>
+          <wp:inline xmlns:a="http://schemas.openxmlformats.org/drawingml/2006/main" xmlns:pic="http://schemas.openxmlformats.org/drawingml/2006/picture">
+            <wp:extent cx="3960000" cy="1875789"/>
+            <wp:docPr id="2" name="Picture 2"/>
+            <wp:cNvGraphicFramePr>
+              <a:graphicFrameLocks noChangeAspect="1"/>
+            </wp:cNvGraphicFramePr>
+            <a:graphic>
+              <a:graphicData uri="http://schemas.openxmlformats.org/drawingml/2006/picture">
+                <pic:pic>
+                  <pic:nvPicPr>
+                    <pic:cNvPr id="0" name="fig_manganin.jpg"/>
+                    <pic:cNvPicPr/>
+                  </pic:nvPicPr>
+                  <pic:blipFill>
+                    <a:blip r:embed="rId10"/>
+                    <a:stretch>
+                      <a:fillRect/>
+                    </a:stretch>
+                  </pic:blipFill>
+                  <pic:spPr>
+                    <a:xfrm>
+                      <a:off x="0" y="0"/>
+                      <a:ext cx="3960000" cy="1875789"/>
+                    </a:xfrm>
+                    <a:prstGeom prst="rect"/>
+                  </pic:spPr>
+                </pic:pic>
+              </a:graphicData>
+            </a:graphic>
+          </wp:inline>
+        </w:drawing>
+      </w:r>
+    </w:p>
+    <w:p>
+      <w:pPr>
+        <w:spacing w:after="200"/>
+        <w:jc w:val="center"/>
+      </w:pPr>
+      <w:r>
+        <w:rPr>
+          <w:rFonts w:ascii="Times New Roman" w:hAnsi="Times New Roman" w:eastAsia="ＭＳ 明朝"/>
+          <w:b w:val="0"/>
+          <w:color w:val="000000"/>
+          <w:sz w:val="19"/>
+        </w:rPr>
+        <w:t>図4.2　ベークライト棒にマンガニン線を巻き付けた抵抗器</w:t>
       </w:r>
     </w:p>
     <w:p>
@@ -674,22 +669,7 @@
           <w:color w:val="000000"/>
           <w:sz w:val="21"/>
         </w:rPr>
-        <w:t>アルミ箔とグラフ用紙を重ねた段階で2本の銅線間の抵抗値をテスタで測定したところ、2組のアルミ箔が接触していないことを確認できた。製作し終えたコンデンサを図4.2に示す。LCRメータで周波数1kHzのときの容量を測定した。</w:t>
-      </w:r>
-    </w:p>
-    <w:p>
-      <w:pPr>
-        <w:spacing w:after="80"/>
-        <w:ind w:left="227"/>
-      </w:pPr>
-      <w:r>
-        <w:rPr>
-          <w:rFonts w:ascii="Times New Roman" w:hAnsi="Times New Roman" w:eastAsia="ＭＳ 明朝"/>
-          <w:b/>
-          <w:color w:val="000000"/>
-          <w:sz w:val="21"/>
-        </w:rPr>
-        <w:t>測定した静電容量：【要記入】nF（複数回測定した場合はその値も）</w:t>
+        <w:t>アルミ箔とグラフ用紙を重ねた段階で2本の銅線間の抵抗値をテスタで測定したところ、2組のアルミ箔が接触していないことを確認できた。製作し終えたコンデンサを図4.3に示す。LCRメータで周波数1kHzのときの容量を測定したところ、23 nF であった。</w:t>
       </w:r>
     </w:p>
     <w:p>
@@ -701,7 +681,7 @@
         <w:drawing>
           <wp:inline xmlns:a="http://schemas.openxmlformats.org/drawingml/2006/main" xmlns:pic="http://schemas.openxmlformats.org/drawingml/2006/picture">
             <wp:extent cx="4320000" cy="1476562"/>
-            <wp:docPr id="2" name="Picture 2"/>
+            <wp:docPr id="3" name="Picture 3"/>
             <wp:cNvGraphicFramePr>
               <a:graphicFrameLocks noChangeAspect="1"/>
             </wp:cNvGraphicFramePr>
@@ -713,7 +693,7 @@
                     <pic:cNvPicPr/>
                   </pic:nvPicPr>
                   <pic:blipFill>
-                    <a:blip r:embed="rId10"/>
+                    <a:blip r:embed="rId11"/>
                     <a:stretch>
                       <a:fillRect/>
                     </a:stretch>
@@ -744,7 +724,7 @@
           <w:color w:val="000000"/>
           <w:sz w:val="19"/>
         </w:rPr>
-        <w:t>図4.2　製作したコンデンサ</w:t>
+        <w:t>図4.3　製作したコンデンサ</w:t>
       </w:r>
     </w:p>
     <w:p>
@@ -774,77 +754,7 @@
           <w:color w:val="000000"/>
           <w:sz w:val="21"/>
         </w:rPr>
-        <w:t>ボビンにエナメル線を単層密着で20回巻いてインダクタを製作した。製作したインダクタを図4.3に示す。LCRメータで周波数1kHzのときのインダクタンスを測定した。</w:t>
-      </w:r>
-    </w:p>
-    <w:p>
-      <w:pPr>
-        <w:spacing w:after="80"/>
-        <w:ind w:left="227"/>
-      </w:pPr>
-      <w:r>
-        <w:rPr>
-          <w:rFonts w:ascii="Times New Roman" w:hAnsi="Times New Roman" w:eastAsia="ＭＳ 明朝"/>
-          <w:b/>
-          <w:color w:val="000000"/>
-          <w:sz w:val="21"/>
-        </w:rPr>
-        <w:t>測定したインダクタンス：【要記入】µH（巻数 N＝20、ボビン外径 D＝【要記入】mm、ソレノイド長 ℓ＝【要記入】mm）</w:t>
-      </w:r>
-    </w:p>
-    <w:p>
-      <w:pPr>
-        <w:spacing w:before="120" w:after="40"/>
-        <w:jc w:val="center"/>
-      </w:pPr>
-      <w:r>
-        <w:drawing>
-          <wp:inline xmlns:a="http://schemas.openxmlformats.org/drawingml/2006/main" xmlns:pic="http://schemas.openxmlformats.org/drawingml/2006/picture">
-            <wp:extent cx="4320000" cy="1406250"/>
-            <wp:docPr id="3" name="Picture 3"/>
-            <wp:cNvGraphicFramePr>
-              <a:graphicFrameLocks noChangeAspect="1"/>
-            </wp:cNvGraphicFramePr>
-            <a:graphic>
-              <a:graphicData uri="http://schemas.openxmlformats.org/drawingml/2006/picture">
-                <pic:pic>
-                  <pic:nvPicPr>
-                    <pic:cNvPr id="0" name="fig_inductor.jpg"/>
-                    <pic:cNvPicPr/>
-                  </pic:nvPicPr>
-                  <pic:blipFill>
-                    <a:blip r:embed="rId11"/>
-                    <a:stretch>
-                      <a:fillRect/>
-                    </a:stretch>
-                  </pic:blipFill>
-                  <pic:spPr>
-                    <a:xfrm>
-                      <a:off x="0" y="0"/>
-                      <a:ext cx="4320000" cy="1406250"/>
-                    </a:xfrm>
-                    <a:prstGeom prst="rect"/>
-                  </pic:spPr>
-                </pic:pic>
-              </a:graphicData>
-            </a:graphic>
-          </wp:inline>
-        </w:drawing>
-      </w:r>
-    </w:p>
-    <w:p>
-      <w:pPr>
-        <w:spacing w:after="200"/>
-        <w:jc w:val="center"/>
-      </w:pPr>
-      <w:r>
-        <w:rPr>
-          <w:rFonts w:ascii="Times New Roman" w:hAnsi="Times New Roman" w:eastAsia="ＭＳ 明朝"/>
-          <w:b w:val="0"/>
-          <w:color w:val="000000"/>
-          <w:sz w:val="19"/>
-        </w:rPr>
-        <w:t>図4.3　製作したインダクタ（ボビンコイル）</w:t>
+        <w:t>今回、インダクタの製作実験は行わなかった。</w:t>
       </w:r>
     </w:p>
     <w:p>
@@ -919,22 +829,7 @@
           <w:color w:val="000000"/>
           <w:sz w:val="21"/>
         </w:rPr>
-        <w:t>本実験では黒鉛の電気抵抗率ρと長方形の長さ20mmが固定されているため、抵抗Rを小さくするには断面積S（≒筆跡の厚さ）を大きく、抵抗Rを大きくするには断面積Sを小さくすればよいことがわかる。すなわち、濃く厚く塗りつぶすと炭素（黒鉛）が紙面に多く付着して電流が流れやすくなり抵抗値が小さくなり、薄く塗ると炭素の付着が少なく電流が流れづらいため抵抗値が大きくなる。測定結果（③が他より著しく大きい）も、この考えと整合する。</w:t>
-      </w:r>
-    </w:p>
-    <w:p>
-      <w:pPr>
-        <w:spacing w:after="80"/>
-        <w:ind w:left="227"/>
-      </w:pPr>
-      <w:r>
-        <w:rPr>
-          <w:rFonts w:ascii="Times New Roman" w:hAnsi="Times New Roman" w:eastAsia="ＭＳ 明朝"/>
-          <w:b/>
-          <w:color w:val="000000"/>
-          <w:sz w:val="21"/>
-        </w:rPr>
-        <w:t>※どの長方形をどう塗ったかを確認のうえ、「濃く塗った②が低抵抗・薄く塗った③が高抵抗」のように測定値と対応づけて記述します。</w:t>
+        <w:t>本実験では黒鉛の電気抵抗率ρと長方形の長さ20mmが固定されているため、抵抗Rを小さくするには断面積S（≒筆跡の厚さ）を大きく、抵抗Rを大きくするには断面積Sを小さくすればよいことがわかる。すなわち、濃く厚く塗りつぶすと炭素（黒鉛）が紙面に多く付着して電流が流れやすくなり抵抗値が小さくなり、薄く塗ると炭素の付着が少なく電流が流れづらいため抵抗値が大きくなる。実際、最も濃く塗った①は2100Ωと最も小さく、最も薄く塗った③は1000kΩと最も大きくなっており、この考えと整合する結果が得られた。</w:t>
       </w:r>
     </w:p>
     <w:p>
@@ -949,22 +844,52 @@
           <w:color w:val="000000"/>
           <w:sz w:val="21"/>
         </w:rPr>
-        <w:t>(2) 鉛筆の芯の電気抵抗率について考察した。上式より ρ ＝ R S ／ L である。長方形②は長さ20mm、断面積は筆跡の厚さ h [m]×幅5.0×10⁻³ m と考えられるので、測定値 R＝2000 Ω を用いると鉛筆の芯の電気抵抗率を見積もることができる。黒鉛の電気抵抗率の文献値（参考文献[5]）と比較して、筆跡の厚さhを評価する。</w:t>
+        <w:t>(2) 鉛筆の芯の電気抵抗率および筆跡の厚さについて考察した。上式より ρ ＝ R S ／ L であり、長方形は長さ L＝20×10⁻³ m、断面積は筆跡の厚さ h [m]×幅 5.0×10⁻³ m と考えられる。ここで、鉛筆の芯の黒鉛含有率はHB〜2Bで約70%であることと、黒鉛の電気抵抗率の文献値（参考文献[5]）1.375×10⁻³ Ω・m を用いると、芯の電気抵抗率の理論値は ρ ＝ 1.375×10⁻³ × 0.7 ＝ 9.625×10⁻² Ω・m となる。これを用いて、長方形②（R＝20×10³ Ω）の筆跡の厚さ h を求めると次のようになる。</w:t>
       </w:r>
     </w:p>
     <w:p>
       <w:pPr>
-        <w:spacing w:after="80"/>
-        <w:ind w:left="227"/>
+        <w:spacing w:before="0" w:after="120" w:line="276" w:lineRule="auto"/>
+        <w:jc w:val="center"/>
       </w:pPr>
       <w:r>
         <w:rPr>
           <w:rFonts w:ascii="Times New Roman" w:hAnsi="Times New Roman" w:eastAsia="ＭＳ 明朝"/>
-          <w:b/>
+          <w:b w:val="0"/>
           <w:color w:val="000000"/>
           <w:sz w:val="21"/>
         </w:rPr>
-        <w:t>※確定した抵抗値・幅・想定する黒鉛含有率を用いて、ρおよび筆跡の厚さhを具体的に計算して記入します（過去レポートと同じ計算手順）。</w:t>
+        <w:t xml:space="preserve">　　h ＝ ρ L ／ ( R × 5.0×10⁻³ ) ＝ ( 9.625×10⁻² × 20×10⁻³ ) ／ ( 20×10³ × 5.0×10⁻³ ) ≒ 1.9×10⁻⁵ [m]</w:t>
+      </w:r>
+    </w:p>
+    <w:p>
+      <w:pPr>
+        <w:spacing w:before="0" w:after="80" w:line="312" w:lineRule="auto"/>
+        <w:ind w:firstLine="210"/>
+      </w:pPr>
+      <w:r>
+        <w:rPr>
+          <w:rFonts w:ascii="Times New Roman" w:hAnsi="Times New Roman" w:eastAsia="ＭＳ 明朝"/>
+          <w:b w:val="0"/>
+          <w:color w:val="000000"/>
+          <w:sz w:val="21"/>
+        </w:rPr>
+        <w:t>得られた筆跡の厚さ 1.9×10⁻⁵ m は、コンデンサの実験で誘電体として用いたグラフ用紙の厚さ（約4.0×10⁻⁵ m）と同程度のオーダーであり、鉛筆で描いた黒鉛層の厚さとして妥当な値であると考えた。</w:t>
+      </w:r>
+    </w:p>
+    <w:p>
+      <w:pPr>
+        <w:spacing w:before="0" w:after="80" w:line="312" w:lineRule="auto"/>
+        <w:ind w:firstLine="210"/>
+      </w:pPr>
+      <w:r>
+        <w:rPr>
+          <w:rFonts w:ascii="Times New Roman" w:hAnsi="Times New Roman" w:eastAsia="ＭＳ 明朝"/>
+          <w:b w:val="0"/>
+          <w:color w:val="000000"/>
+          <w:sz w:val="21"/>
+        </w:rPr>
+        <w:t>(3) マンガニン線抵抗器は17Ωと小さな抵抗値が得られた。マンガニンは抵抗温度係数が非常に小さく安定であるため、低抵抗で精度の求められる用途に適している。一方、鉛筆抵抗は塗り方によってkΩ〜MΩの広い範囲の抵抗値が簡便に得られるが、接触状態や塗りむらの影響を受けやすいと考えられる。</w:t>
       </w:r>
     </w:p>
     <w:p>
@@ -1009,7 +934,37 @@
           <w:color w:val="000000"/>
           <w:sz w:val="21"/>
         </w:rPr>
-        <w:t>(2) コンデンサの容量の理論値を C＝εS／d より計算し、実験結果4-2の測定値と比較する。電極の表面積S、電極間隔d（グラフ用紙の厚さ）、紙の比誘電率εᵣを用いて理論値を求め、測定値との差について考察する。容量を大きくするには面積Sを大きく・間隔dを小さく・比誘電率εᵣの大きい誘電体を用いればよく、小さくするにはその逆にすればよい。巻く強さによって極板間距離dが変化するため、静電容量の大小に影響が出ると考えられる。</w:t>
+        <w:t>(2) コンデンサの容量の理論値を C＝εS／d より計算し、実験結果4-2の測定値23nFと比較した。誘電体の紙の比誘電率を εᵣ≒3、真空の誘電率を ε₀＝8.854×10⁻¹² F/m、アルミ箔1対あたりの対向面積を S≒1.0×10⁻² m²（100mm×100mm）、電極間隔（グラフ用紙の厚さ）を d≒1.0×10⁻⁴ m と仮定すると、1対あたりの容量の理論値は次のようになる。</w:t>
+      </w:r>
+    </w:p>
+    <w:p>
+      <w:pPr>
+        <w:spacing w:before="0" w:after="120" w:line="276" w:lineRule="auto"/>
+        <w:jc w:val="center"/>
+      </w:pPr>
+      <w:r>
+        <w:rPr>
+          <w:rFonts w:ascii="Times New Roman" w:hAnsi="Times New Roman" w:eastAsia="ＭＳ 明朝"/>
+          <w:b w:val="0"/>
+          <w:color w:val="000000"/>
+          <w:sz w:val="21"/>
+        </w:rPr>
+        <w:t xml:space="preserve">　　C ＝ εᵣ ε₀ S ／ d ＝ 3 × 8.854×10⁻¹² × 1.0×10⁻² ／ 1.0×10⁻⁴ ≒ 2.7 [nF]</w:t>
+      </w:r>
+    </w:p>
+    <w:p>
+      <w:pPr>
+        <w:spacing w:before="0" w:after="80" w:line="312" w:lineRule="auto"/>
+        <w:ind w:firstLine="210"/>
+      </w:pPr>
+      <w:r>
+        <w:rPr>
+          <w:rFonts w:ascii="Times New Roman" w:hAnsi="Times New Roman" w:eastAsia="ＭＳ 明朝"/>
+          <w:b w:val="0"/>
+          <w:color w:val="000000"/>
+          <w:sz w:val="21"/>
+        </w:rPr>
+        <w:t>本実験では複数枚のアルミ箔を重ねて巻き込んでいるため、実効的な対向面積は1対の場合より大きくなり、それらが並列に接続されたとみなせる。測定値23nFは1対の理論値2.7nFの約8倍であり、これは重ね合わせと巻き込みによって実効面積が増加したためと考えられる。容量を大きくするには面積Sを大きく・間隔dを小さく・比誘電率εᵣの大きい誘電体を用いればよく、小さくするにはその逆にすればよい。なお、巻く強さによって極板間距離dが変化するため、強く巻くほど容量が大きくなると考えられる。</w:t>
       </w:r>
     </w:p>
     <w:p>
@@ -1024,52 +979,7 @@
           <w:color w:val="000000"/>
           <w:sz w:val="21"/>
         </w:rPr>
-        <w:t>※確定した測定容量とS・dの値を用いて、理論値と実測値を具体的に比較して記入します。</w:t>
-      </w:r>
-    </w:p>
-    <w:p>
-      <w:pPr>
-        <w:keepNext/>
-        <w:spacing w:before="160" w:after="120"/>
-      </w:pPr>
-      <w:r>
-        <w:rPr>
-          <w:rFonts w:ascii="ＭＳ ゴシック" w:hAnsi="ＭＳ ゴシック" w:eastAsia="ＭＳ ゴシック"/>
-          <w:b/>
-          <w:color w:val="000000"/>
-          <w:sz w:val="24"/>
-        </w:rPr>
-        <w:t>5-3　インダクタの製作についての考察</w:t>
-      </w:r>
-    </w:p>
-    <w:p>
-      <w:pPr>
-        <w:spacing w:before="0" w:after="80" w:line="312" w:lineRule="auto"/>
-        <w:ind w:firstLine="210"/>
-      </w:pPr>
-      <w:r>
-        <w:rPr>
-          <w:rFonts w:ascii="Times New Roman" w:hAnsi="Times New Roman" w:eastAsia="ＭＳ 明朝"/>
-          <w:b w:val="0"/>
-          <w:color w:val="000000"/>
-          <w:sz w:val="21"/>
-        </w:rPr>
-        <w:t>ソレノイドコイルのインダクタンスの理論値を L＝K・D²N²×10⁻⁷ より計算し、実験結果4-3の測定値と比較する。巻数N＝20、ボビン外径D、ソレノイド長ℓを代入して理論値を求め、測定値との差の要因（巻きの密着度、ソレノイド長の読み取り、端効果、プローブの浮遊インダクタンスなど）について考察する。なお、トロイダルコアを用いると磁束の漏れが少なくなるため、同じ巻数でも空心より大きなインダクタンスが得られ、インダクタンスは巻数Nの2乗に比例する。</w:t>
-      </w:r>
-    </w:p>
-    <w:p>
-      <w:pPr>
-        <w:spacing w:after="80"/>
-        <w:ind w:left="227"/>
-      </w:pPr>
-      <w:r>
-        <w:rPr>
-          <w:rFonts w:ascii="Times New Roman" w:hAnsi="Times New Roman" w:eastAsia="ＭＳ 明朝"/>
-          <w:b/>
-          <w:color w:val="000000"/>
-          <w:sz w:val="21"/>
-        </w:rPr>
-        <w:t>※確定した測定インダクタンスとD・ℓの値を用いて、理論値と実測値を具体的に比較して記入します。</w:t>
+        <w:t>※S・d・εᵣは代表的な仮定値です。実際に測定した対向面積・グラフ用紙の厚さがあれば、その値で理論値を計算し直すとより正確に比較できます。</w:t>
       </w:r>
     </w:p>
     <w:p>
@@ -1099,7 +1009,7 @@
           <w:color w:val="000000"/>
           <w:sz w:val="21"/>
         </w:rPr>
-        <w:t>電気回路の基本素子である抵抗器、コンデンサ、インダクタンスについて、それぞれの種類や性質を学んだ上で、実際に製作する過程を通して、各部品がどのようにして各々の特性を実現しているのかを理解した。抵抗器では塗り方（断面積）によって抵抗値が変化すること、コンデンサでは電極面積や極板間距離によって静電容量が変化すること、インダクタでは巻数や磁心によってインダクタンスが変化することを、自作と測定を通して確認した。同じ基本素子であっても使用用途によって適切な部品の種類が異なるため、今後電気回路を製作する際には、その都度使用する部品の特性を考慮して適切に見極められるようにしたい。</w:t>
+        <w:t>電気回路の基本素子である抵抗器、コンデンサ、インダクタンスについて、それぞれの種類や性質を学んだ上で、実際に製作する過程を通して、各部品がどのようにして各々の特性を実現しているのかを理解した。特に、抵抗器では塗り方（断面積）によって抵抗値が大きく変化すること、コンデンサでは電極面積や極板間距離によって静電容量が変化することを、自作と測定を通して確認した。インダクタンスについても、巻数や磁心の有無によってインダクタンスが決まることを原理的に理解した。同じ基本素子であっても使用用途によって適切な部品の種類が異なるため、今後電気回路を製作する際には、その都度使用する部品の特性を考慮して適切に見極められるようにしたい。</w:t>
       </w:r>
     </w:p>
     <w:p>

--- a/report/受動部品の種類と製作_実験レポート.docx
+++ b/report/受動部品の種類と製作_実験レポート.docx
@@ -680,7 +680,7 @@
       <w:r>
         <w:drawing>
           <wp:inline xmlns:a="http://schemas.openxmlformats.org/drawingml/2006/main" xmlns:pic="http://schemas.openxmlformats.org/drawingml/2006/picture">
-            <wp:extent cx="4320000" cy="1476562"/>
+            <wp:extent cx="4320000" cy="1165468"/>
             <wp:docPr id="3" name="Picture 3"/>
             <wp:cNvGraphicFramePr>
               <a:graphicFrameLocks noChangeAspect="1"/>
@@ -701,7 +701,7 @@
                   <pic:spPr>
                     <a:xfrm>
                       <a:off x="0" y="0"/>
-                      <a:ext cx="4320000" cy="1476562"/>
+                      <a:ext cx="4320000" cy="1165468"/>
                     </a:xfrm>
                     <a:prstGeom prst="rect"/>
                   </pic:spPr>

--- a/report/受動部品の種類と製作_実験レポート.docx
+++ b/report/受動部品の種類と製作_実験レポート.docx
@@ -1009,7 +1009,7 @@
           <w:color w:val="000000"/>
           <w:sz w:val="21"/>
         </w:rPr>
-        <w:t>電気回路の基本素子である抵抗器、コンデンサ、インダクタンスについて、それぞれの種類や性質を学んだ上で、実際に製作する過程を通して、各部品がどのようにして各々の特性を実現しているのかを理解した。特に、抵抗器では塗り方（断面積）によって抵抗値が大きく変化すること、コンデンサでは電極面積や極板間距離によって静電容量が変化することを、自作と測定を通して確認した。インダクタンスについても、巻数や磁心の有無によってインダクタンスが決まることを原理的に理解した。同じ基本素子であっても使用用途によって適切な部品の種類が異なるため、今後電気回路を製作する際には、その都度使用する部品の特性を考慮して適切に見極められるようにしたい。</w:t>
+        <w:t>電気回路の基本素子である抵抗器、コンデンサ、インダクタンスについて、それぞれの種類や性質を学んだ上で、実際に製作する過程を通して、各部品がどのようにして各々の特性を実現しているのかを理解した。特に、抵抗器では塗り方（断面積）によって抵抗値が大きく変化すること、コンデンサでは電極面積や極板間距離によって静電容量が変化することを、自作と測定を通して確認した。インダクタンスについても、巻数や磁心の有無によってインダクタンスが決まることを原理的に理解した。また、実際に手を動かしてみて、マンガニン線抵抗器の抵抗値が17Ωと予想していたよりもかなり低く、正直なところ驚いた。一方で、鉛筆の塗り方を変えるだけで抵抗値がkΩからMΩまで大きく変化したのは面白く、身近な材料でも工夫次第で部品の特性を作り込めることを実感した。コンデンサについても、巻く強さによって容量が変わりそうだと作りながら感じ、製作の丁寧さが特性に直結することを学んだ。同じ基本素子であっても使用用途によって適切な部品の種類が異なるため、今後電気回路を製作する際には、その都度使用する部品の特性を考慮して適切に見極められるようにしたい。</w:t>
       </w:r>
     </w:p>
     <w:p>

--- a/report/受動部品の種類と製作_実験レポート.docx
+++ b/report/受動部品の種類と製作_実験レポート.docx
@@ -59,7 +59,7 @@
           <w:color w:val="000000"/>
           <w:sz w:val="24"/>
         </w:rPr>
-        <w:t>学籍番号：【要記入】　　氏名：【要記入】</w:t>
+        <w:t>学籍番号：4326091　　氏名：森木崇允</w:t>
       </w:r>
     </w:p>
     <w:p>
@@ -89,7 +89,7 @@
           <w:color w:val="000000"/>
           <w:sz w:val="24"/>
         </w:rPr>
-        <w:t>提出日：【要記入】</w:t>
+        <w:t>提出日：2026年6月15日</w:t>
       </w:r>
     </w:p>
     <w:p>
@@ -169,7 +169,426 @@
           <w:color w:val="000000"/>
           <w:sz w:val="21"/>
         </w:rPr>
-        <w:t>抵抗器（通称、単に抵抗と呼ばれる）は電気回路において非常によく用いられる部品である。抵抗値はΩ（オーム）という単位で呼ばれ、1000Ωは1kΩ（キロオーム）、1000kΩ（1000000Ω）は1MΩ（メグオーム）のように、大きな抵抗値になった場合はk（キロ、10³）やM（メグ、10⁶）の補助単位をΩにつけて呼ぶのが一般的である。</w:t>
+        <w:t>抵抗器（通称、単に抵抗と呼ばれる）は電気回路において非常によく用いられる部品である。抵抗値はΩ（オーム）という単位で呼ばれ、1000Ωは1kΩ（キロオーム）、1000kΩ（1000000Ω）は1MΩ（メグオーム）のように、大きな抵抗値になった場合はk（キロ、10³を表す）やM（メグ、10⁶を表す）のような補助単位をΩにつけて呼ぶのが一般的である。抵抗器には固定抵抗器と可変抵抗器の2種類があり、また抵抗材料の組成の差により、炭素系、金属系、半導体系などに分類される。抵抗器の分類を表1に示す。</w:t>
+      </w:r>
+    </w:p>
+    <w:p>
+      <w:pPr>
+        <w:spacing w:before="40" w:after="40" w:line="276" w:lineRule="auto"/>
+        <w:jc w:val="center"/>
+      </w:pPr>
+      <w:r>
+        <w:rPr>
+          <w:rFonts w:ascii="Times New Roman" w:hAnsi="Times New Roman" w:eastAsia="ＭＳ 明朝"/>
+          <w:b w:val="0"/>
+          <w:color w:val="000000"/>
+          <w:sz w:val="19"/>
+        </w:rPr>
+        <w:t>表1　抵抗器の分類</w:t>
+      </w:r>
+    </w:p>
+    <w:tbl>
+      <w:tblPr>
+        <w:tblStyle w:val="TableGrid"/>
+        <w:tblW w:type="auto" w:w="0"/>
+        <w:jc w:val="center"/>
+        <w:tblLook w:firstColumn="1" w:firstRow="1" w:lastColumn="0" w:lastRow="0" w:noHBand="0" w:noVBand="1" w:val="04A0"/>
+      </w:tblPr>
+      <w:tblGrid>
+        <w:gridCol w:w="3024"/>
+        <w:gridCol w:w="3024"/>
+        <w:gridCol w:w="3024"/>
+      </w:tblGrid>
+      <w:tr>
+        <w:tc>
+          <w:tcPr>
+            <w:tcW w:type="dxa" w:w="1361"/>
+          </w:tcPr>
+          <w:p>
+            <w:pPr>
+              <w:jc w:val="center"/>
+            </w:pPr>
+            <w:r/>
+            <w:r>
+              <w:rPr>
+                <w:rFonts w:ascii="Times New Roman" w:hAnsi="Times New Roman" w:eastAsia="ＭＳ 明朝"/>
+                <w:b/>
+                <w:color w:val="000000"/>
+                <w:sz w:val="19"/>
+              </w:rPr>
+              <w:t>大分類</w:t>
+            </w:r>
+          </w:p>
+        </w:tc>
+        <w:tc>
+          <w:tcPr>
+            <w:tcW w:type="dxa" w:w="1247"/>
+          </w:tcPr>
+          <w:p>
+            <w:pPr>
+              <w:jc w:val="center"/>
+            </w:pPr>
+            <w:r/>
+            <w:r>
+              <w:rPr>
+                <w:rFonts w:ascii="Times New Roman" w:hAnsi="Times New Roman" w:eastAsia="ＭＳ 明朝"/>
+                <w:b/>
+                <w:color w:val="000000"/>
+                <w:sz w:val="19"/>
+              </w:rPr>
+              <w:t>材料系</w:t>
+            </w:r>
+          </w:p>
+        </w:tc>
+        <w:tc>
+          <w:tcPr>
+            <w:tcW w:type="dxa" w:w="5669"/>
+          </w:tcPr>
+          <w:p>
+            <w:pPr>
+              <w:jc w:val="center"/>
+            </w:pPr>
+            <w:r/>
+            <w:r>
+              <w:rPr>
+                <w:rFonts w:ascii="Times New Roman" w:hAnsi="Times New Roman" w:eastAsia="ＭＳ 明朝"/>
+                <w:b/>
+                <w:color w:val="000000"/>
+                <w:sz w:val="19"/>
+              </w:rPr>
+              <w:t>主な種類</w:t>
+            </w:r>
+          </w:p>
+        </w:tc>
+      </w:tr>
+      <w:tr>
+        <w:tc>
+          <w:tcPr>
+            <w:tcW w:type="dxa" w:w="1361"/>
+          </w:tcPr>
+          <w:p>
+            <w:r/>
+            <w:r>
+              <w:rPr>
+                <w:rFonts w:ascii="Times New Roman" w:hAnsi="Times New Roman" w:eastAsia="ＭＳ 明朝"/>
+                <w:b w:val="0"/>
+                <w:color w:val="000000"/>
+                <w:sz w:val="19"/>
+              </w:rPr>
+              <w:t>固定抵抗器</w:t>
+            </w:r>
+          </w:p>
+        </w:tc>
+        <w:tc>
+          <w:tcPr>
+            <w:tcW w:type="dxa" w:w="1247"/>
+          </w:tcPr>
+          <w:p>
+            <w:r/>
+            <w:r>
+              <w:rPr>
+                <w:rFonts w:ascii="Times New Roman" w:hAnsi="Times New Roman" w:eastAsia="ＭＳ 明朝"/>
+                <w:b w:val="0"/>
+                <w:color w:val="000000"/>
+                <w:sz w:val="19"/>
+              </w:rPr>
+              <w:t>炭素系</w:t>
+            </w:r>
+          </w:p>
+        </w:tc>
+        <w:tc>
+          <w:tcPr>
+            <w:tcW w:type="dxa" w:w="5669"/>
+          </w:tcPr>
+          <w:p>
+            <w:r/>
+            <w:r>
+              <w:rPr>
+                <w:rFonts w:ascii="Times New Roman" w:hAnsi="Times New Roman" w:eastAsia="ＭＳ 明朝"/>
+                <w:b w:val="0"/>
+                <w:color w:val="000000"/>
+                <w:sz w:val="19"/>
+              </w:rPr>
+              <w:t>炭素皮膜形／炭素系コンポジション形</w:t>
+            </w:r>
+          </w:p>
+        </w:tc>
+      </w:tr>
+      <w:tr>
+        <w:tc>
+          <w:tcPr>
+            <w:tcW w:type="dxa" w:w="1361"/>
+          </w:tcPr>
+          <w:p>
+            <w:r/>
+            <w:r>
+              <w:rPr>
+                <w:rFonts w:ascii="Times New Roman" w:hAnsi="Times New Roman" w:eastAsia="ＭＳ 明朝"/>
+                <w:b w:val="0"/>
+                <w:color w:val="000000"/>
+                <w:sz w:val="19"/>
+              </w:rPr>
+            </w:r>
+          </w:p>
+        </w:tc>
+        <w:tc>
+          <w:tcPr>
+            <w:tcW w:type="dxa" w:w="1247"/>
+          </w:tcPr>
+          <w:p>
+            <w:r/>
+            <w:r>
+              <w:rPr>
+                <w:rFonts w:ascii="Times New Roman" w:hAnsi="Times New Roman" w:eastAsia="ＭＳ 明朝"/>
+                <w:b w:val="0"/>
+                <w:color w:val="000000"/>
+                <w:sz w:val="19"/>
+              </w:rPr>
+              <w:t>金属系</w:t>
+            </w:r>
+          </w:p>
+        </w:tc>
+        <w:tc>
+          <w:tcPr>
+            <w:tcW w:type="dxa" w:w="5669"/>
+          </w:tcPr>
+          <w:p>
+            <w:r/>
+            <w:r>
+              <w:rPr>
+                <w:rFonts w:ascii="Times New Roman" w:hAnsi="Times New Roman" w:eastAsia="ＭＳ 明朝"/>
+                <w:b w:val="0"/>
+                <w:color w:val="000000"/>
+                <w:sz w:val="19"/>
+              </w:rPr>
+              <w:t>金属皮膜形（薄膜形）／金属酸化物形／厚膜形／巻線形</w:t>
+            </w:r>
+          </w:p>
+        </w:tc>
+      </w:tr>
+      <w:tr>
+        <w:tc>
+          <w:tcPr>
+            <w:tcW w:type="dxa" w:w="1361"/>
+          </w:tcPr>
+          <w:p>
+            <w:r/>
+            <w:r>
+              <w:rPr>
+                <w:rFonts w:ascii="Times New Roman" w:hAnsi="Times New Roman" w:eastAsia="ＭＳ 明朝"/>
+                <w:b w:val="0"/>
+                <w:color w:val="000000"/>
+                <w:sz w:val="19"/>
+              </w:rPr>
+            </w:r>
+          </w:p>
+        </w:tc>
+        <w:tc>
+          <w:tcPr>
+            <w:tcW w:type="dxa" w:w="1247"/>
+          </w:tcPr>
+          <w:p>
+            <w:r/>
+            <w:r>
+              <w:rPr>
+                <w:rFonts w:ascii="Times New Roman" w:hAnsi="Times New Roman" w:eastAsia="ＭＳ 明朝"/>
+                <w:b w:val="0"/>
+                <w:color w:val="000000"/>
+                <w:sz w:val="19"/>
+              </w:rPr>
+              <w:t>半導体系</w:t>
+            </w:r>
+          </w:p>
+        </w:tc>
+        <w:tc>
+          <w:tcPr>
+            <w:tcW w:type="dxa" w:w="5669"/>
+          </w:tcPr>
+          <w:p>
+            <w:r/>
+            <w:r>
+              <w:rPr>
+                <w:rFonts w:ascii="Times New Roman" w:hAnsi="Times New Roman" w:eastAsia="ＭＳ 明朝"/>
+                <w:b w:val="0"/>
+                <w:color w:val="000000"/>
+                <w:sz w:val="19"/>
+              </w:rPr>
+              <w:t>非直線形</w:t>
+            </w:r>
+          </w:p>
+        </w:tc>
+      </w:tr>
+      <w:tr>
+        <w:tc>
+          <w:tcPr>
+            <w:tcW w:type="dxa" w:w="1361"/>
+          </w:tcPr>
+          <w:p>
+            <w:r/>
+            <w:r>
+              <w:rPr>
+                <w:rFonts w:ascii="Times New Roman" w:hAnsi="Times New Roman" w:eastAsia="ＭＳ 明朝"/>
+                <w:b w:val="0"/>
+                <w:color w:val="000000"/>
+                <w:sz w:val="19"/>
+              </w:rPr>
+              <w:t>可変抵抗器</w:t>
+            </w:r>
+          </w:p>
+        </w:tc>
+        <w:tc>
+          <w:tcPr>
+            <w:tcW w:type="dxa" w:w="1247"/>
+          </w:tcPr>
+          <w:p>
+            <w:r/>
+            <w:r>
+              <w:rPr>
+                <w:rFonts w:ascii="Times New Roman" w:hAnsi="Times New Roman" w:eastAsia="ＭＳ 明朝"/>
+                <w:b w:val="0"/>
+                <w:color w:val="000000"/>
+                <w:sz w:val="19"/>
+              </w:rPr>
+              <w:t>炭素系</w:t>
+            </w:r>
+          </w:p>
+        </w:tc>
+        <w:tc>
+          <w:tcPr>
+            <w:tcW w:type="dxa" w:w="5669"/>
+          </w:tcPr>
+          <w:p>
+            <w:r/>
+            <w:r>
+              <w:rPr>
+                <w:rFonts w:ascii="Times New Roman" w:hAnsi="Times New Roman" w:eastAsia="ＭＳ 明朝"/>
+                <w:b w:val="0"/>
+                <w:color w:val="000000"/>
+                <w:sz w:val="19"/>
+              </w:rPr>
+              <w:t>コンポジション形（皮膜形・ソリッド形）</w:t>
+            </w:r>
+          </w:p>
+        </w:tc>
+      </w:tr>
+      <w:tr>
+        <w:tc>
+          <w:tcPr>
+            <w:tcW w:type="dxa" w:w="1361"/>
+          </w:tcPr>
+          <w:p>
+            <w:r/>
+            <w:r>
+              <w:rPr>
+                <w:rFonts w:ascii="Times New Roman" w:hAnsi="Times New Roman" w:eastAsia="ＭＳ 明朝"/>
+                <w:b w:val="0"/>
+                <w:color w:val="000000"/>
+                <w:sz w:val="19"/>
+              </w:rPr>
+            </w:r>
+          </w:p>
+        </w:tc>
+        <w:tc>
+          <w:tcPr>
+            <w:tcW w:type="dxa" w:w="1247"/>
+          </w:tcPr>
+          <w:p>
+            <w:r/>
+            <w:r>
+              <w:rPr>
+                <w:rFonts w:ascii="Times New Roman" w:hAnsi="Times New Roman" w:eastAsia="ＭＳ 明朝"/>
+                <w:b w:val="0"/>
+                <w:color w:val="000000"/>
+                <w:sz w:val="19"/>
+              </w:rPr>
+              <w:t>金属系</w:t>
+            </w:r>
+          </w:p>
+        </w:tc>
+        <w:tc>
+          <w:tcPr>
+            <w:tcW w:type="dxa" w:w="5669"/>
+          </w:tcPr>
+          <w:p>
+            <w:r/>
+            <w:r>
+              <w:rPr>
+                <w:rFonts w:ascii="Times New Roman" w:hAnsi="Times New Roman" w:eastAsia="ＭＳ 明朝"/>
+                <w:b w:val="0"/>
+                <w:color w:val="000000"/>
+                <w:sz w:val="19"/>
+              </w:rPr>
+              <w:t>金属皮膜形（薄膜形）／巻線形</w:t>
+            </w:r>
+          </w:p>
+        </w:tc>
+      </w:tr>
+      <w:tr>
+        <w:tc>
+          <w:tcPr>
+            <w:tcW w:type="dxa" w:w="1361"/>
+          </w:tcPr>
+          <w:p>
+            <w:r/>
+            <w:r>
+              <w:rPr>
+                <w:rFonts w:ascii="Times New Roman" w:hAnsi="Times New Roman" w:eastAsia="ＭＳ 明朝"/>
+                <w:b w:val="0"/>
+                <w:color w:val="000000"/>
+                <w:sz w:val="19"/>
+              </w:rPr>
+            </w:r>
+          </w:p>
+        </w:tc>
+        <w:tc>
+          <w:tcPr>
+            <w:tcW w:type="dxa" w:w="1247"/>
+          </w:tcPr>
+          <w:p>
+            <w:r/>
+            <w:r>
+              <w:rPr>
+                <w:rFonts w:ascii="Times New Roman" w:hAnsi="Times New Roman" w:eastAsia="ＭＳ 明朝"/>
+                <w:b w:val="0"/>
+                <w:color w:val="000000"/>
+                <w:sz w:val="19"/>
+              </w:rPr>
+              <w:t>半導体系</w:t>
+            </w:r>
+          </w:p>
+        </w:tc>
+        <w:tc>
+          <w:tcPr>
+            <w:tcW w:type="dxa" w:w="5669"/>
+          </w:tcPr>
+          <w:p>
+            <w:r/>
+            <w:r>
+              <w:rPr>
+                <w:rFonts w:ascii="Times New Roman" w:hAnsi="Times New Roman" w:eastAsia="ＭＳ 明朝"/>
+                <w:b w:val="0"/>
+                <w:color w:val="000000"/>
+                <w:sz w:val="19"/>
+              </w:rPr>
+              <w:t>変換素子・能動素子</w:t>
+            </w:r>
+          </w:p>
+        </w:tc>
+      </w:tr>
+    </w:tbl>
+    <w:p>
+      <w:pPr>
+        <w:spacing w:before="0" w:after="80" w:line="312" w:lineRule="auto"/>
+        <w:ind w:firstLine="210"/>
+      </w:pPr>
+      <w:r>
+        <w:rPr>
+          <w:rFonts w:ascii="Times New Roman" w:hAnsi="Times New Roman" w:eastAsia="ＭＳ 明朝"/>
+          <w:b w:val="0"/>
+          <w:color w:val="000000"/>
+          <w:sz w:val="21"/>
+        </w:rPr>
+        <w:t>(1) 固定抵抗器</w:t>
       </w:r>
     </w:p>
     <w:p>
@@ -184,7 +603,7 @@
           <w:color w:val="000000"/>
           <w:sz w:val="21"/>
         </w:rPr>
-        <w:t>抵抗器には固定抵抗器と可変抵抗器の2種類があり、また抵抗材料の組成の差により、炭素系、金属系、半導体系などに分類される。固定抵抗器の代表例として、円筒状のセラミックの上に炭素の薄い皮膜を作り螺旋状の溝を切って抵抗値を出す炭素皮膜抵抗器、炭素粉末と樹脂を混合・成形した炭素系コンポジション抵抗器、温度係数・電流雑音が小さく安定性に優れる金属皮膜抵抗器、マンガニン線やニクロム線を巻き付けた巻線抵抗器などがある。</w:t>
+        <w:t>① 炭素皮膜抵抗器　円筒状のセラミックの上に炭素の薄い皮膜を作り、そこに螺旋状の溝を切って抵抗値を出し、両端にリード線を出したものである。抵抗値は皮膜の厚さと溝の切り方によって決定されるが、高抵抗を得るために皮膜を薄くすると温度特性が悪化する。</w:t>
       </w:r>
     </w:p>
     <w:p>
@@ -199,7 +618,890 @@
           <w:color w:val="000000"/>
           <w:sz w:val="21"/>
         </w:rPr>
-        <w:t>抵抗器の抵抗値はカラーコード表（JIS）によって読み取ることができる。第1・第2数字をa、b、ゼロの数をnとすると、抵抗値は ab×10ⁿ [Ω] で表される。また、連続的に印加できる電力の最大値を定格電力といい、1/16W、1/8W、1/4W、… のように多数の種類がある。</w:t>
+        <w:t>② 炭素系コンポジション抵抗器　皮膜形とソリッド形がある。前者は炭素の粉末と樹脂結合剤を混合してセラミックの上に塗布・焼き付けて皮膜を形成し、後者は炭素粉末・樹脂・無機質充填剤の混合物を加圧・加熱成形して作る。ソリッド形は皮膜形に比べ周波数特性は劣るが、断線がなく量産性・小型化に優れており広く用いられている。ただし、両者に共通して電流雑音などは他の抵抗器より大きい。</w:t>
+      </w:r>
+    </w:p>
+    <w:p>
+      <w:pPr>
+        <w:spacing w:before="0" w:after="80" w:line="312" w:lineRule="auto"/>
+        <w:ind w:firstLine="210"/>
+      </w:pPr>
+      <w:r>
+        <w:rPr>
+          <w:rFonts w:ascii="Times New Roman" w:hAnsi="Times New Roman" w:eastAsia="ＭＳ 明朝"/>
+          <w:b w:val="0"/>
+          <w:color w:val="000000"/>
+          <w:sz w:val="21"/>
+        </w:rPr>
+        <w:t>③ 金属皮膜抵抗器　ガラスやセラミックなどの上に薄い金属皮膜を蒸着・メッキなどにより形成したもので、温度係数・電流雑音が小さく安定性にも優れている。多少価格は高い。</w:t>
+      </w:r>
+    </w:p>
+    <w:p>
+      <w:pPr>
+        <w:spacing w:before="0" w:after="80" w:line="312" w:lineRule="auto"/>
+        <w:ind w:firstLine="210"/>
+      </w:pPr>
+      <w:r>
+        <w:rPr>
+          <w:rFonts w:ascii="Times New Roman" w:hAnsi="Times New Roman" w:eastAsia="ＭＳ 明朝"/>
+          <w:b w:val="0"/>
+          <w:color w:val="000000"/>
+          <w:sz w:val="21"/>
+        </w:rPr>
+        <w:t>④ 巻線抵抗器　セラミックなどのボビンにエナメル被覆されたマンガニン線やニクロム線などを巻き付けてあるもので、精度・安定性は比較的良く、大電流を流すことができるものが多いが周波数特性は悪い。</w:t>
+      </w:r>
+    </w:p>
+    <w:p>
+      <w:pPr>
+        <w:spacing w:before="0" w:after="80" w:line="312" w:lineRule="auto"/>
+        <w:ind w:firstLine="210"/>
+      </w:pPr>
+      <w:r>
+        <w:rPr>
+          <w:rFonts w:ascii="Times New Roman" w:hAnsi="Times New Roman" w:eastAsia="ＭＳ 明朝"/>
+          <w:b w:val="0"/>
+          <w:color w:val="000000"/>
+          <w:sz w:val="21"/>
+        </w:rPr>
+        <w:t>(2) 可変抵抗器</w:t>
+      </w:r>
+    </w:p>
+    <w:p>
+      <w:pPr>
+        <w:spacing w:before="0" w:after="80" w:line="312" w:lineRule="auto"/>
+        <w:ind w:firstLine="210"/>
+      </w:pPr>
+      <w:r>
+        <w:rPr>
+          <w:rFonts w:ascii="Times New Roman" w:hAnsi="Times New Roman" w:eastAsia="ＭＳ 明朝"/>
+          <w:b w:val="0"/>
+          <w:color w:val="000000"/>
+          <w:sz w:val="21"/>
+        </w:rPr>
+        <w:t>回転軸の回転により軸に連結した摺動子が抵抗体表面を摺動し、端子1-2間と2-3間の抵抗値が変化する構造をもつ。回転角と抵抗値の関係を抵抗変化特性といい、A形・B形の2種類がよく用いられる。一定の回路定数に調整した後に半固定化する可変抵抗器は、半固定形やトリマ形と呼ばれ、小型のものが多い。</w:t>
+      </w:r>
+    </w:p>
+    <w:p>
+      <w:pPr>
+        <w:spacing w:before="0" w:after="80" w:line="312" w:lineRule="auto"/>
+        <w:ind w:firstLine="210"/>
+      </w:pPr>
+      <w:r>
+        <w:rPr>
+          <w:rFonts w:ascii="Times New Roman" w:hAnsi="Times New Roman" w:eastAsia="ＭＳ 明朝"/>
+          <w:b w:val="0"/>
+          <w:color w:val="000000"/>
+          <w:sz w:val="21"/>
+        </w:rPr>
+        <w:t>① 炭素系可変抵抗器　抵抗体は皮膜形とソリッド形があり、馬蹄形をした抵抗体と回転軸・軸受・摺動子などの部品を組み合わせて完成する。最も一般的に使われるのは皮膜形であるが、摺動雑音・回転寿命・負荷特性の点ではソリッド形の方が優れている。</w:t>
+      </w:r>
+    </w:p>
+    <w:p>
+      <w:pPr>
+        <w:spacing w:before="0" w:after="80" w:line="312" w:lineRule="auto"/>
+        <w:ind w:firstLine="210"/>
+      </w:pPr>
+      <w:r>
+        <w:rPr>
+          <w:rFonts w:ascii="Times New Roman" w:hAnsi="Times New Roman" w:eastAsia="ＭＳ 明朝"/>
+          <w:b w:val="0"/>
+          <w:color w:val="000000"/>
+          <w:sz w:val="21"/>
+        </w:rPr>
+        <w:t>② 金属皮膜可変抵抗　抵抗体は金属皮膜の固定抵抗器と同じものが用いられる。価格は高いが、分解能・摺動雑音・接触抵抗・回転寿命などはいずれも炭素系可変抵抗器よりも優れている。</w:t>
+      </w:r>
+    </w:p>
+    <w:p>
+      <w:pPr>
+        <w:spacing w:before="0" w:after="80" w:line="312" w:lineRule="auto"/>
+        <w:ind w:firstLine="210"/>
+      </w:pPr>
+      <w:r>
+        <w:rPr>
+          <w:rFonts w:ascii="Times New Roman" w:hAnsi="Times New Roman" w:eastAsia="ＭＳ 明朝"/>
+          <w:b w:val="0"/>
+          <w:color w:val="000000"/>
+          <w:sz w:val="21"/>
+        </w:rPr>
+        <w:t>③ 巻線形可変抵抗器　樹脂などでできた巻心にニクロムやマンガニンなどを巻き、環状に湾曲させて抵抗体としたものである。精度と安定度はよいが、分解能・摺動雑音などは他のものより劣る。</w:t>
+      </w:r>
+    </w:p>
+    <w:p>
+      <w:pPr>
+        <w:spacing w:before="0" w:after="80" w:line="312" w:lineRule="auto"/>
+        <w:ind w:firstLine="210"/>
+      </w:pPr>
+      <w:r>
+        <w:rPr>
+          <w:rFonts w:ascii="Times New Roman" w:hAnsi="Times New Roman" w:eastAsia="ＭＳ 明朝"/>
+          <w:b w:val="0"/>
+          <w:color w:val="000000"/>
+          <w:sz w:val="21"/>
+        </w:rPr>
+        <w:t>④ その他の可変抵抗器　有効回転角度が360°未満のもののほかに、ネジの機構を応用した多回転形のポテンショメータと呼ばれる可変抵抗器もあり、精密な抵抗調整を行いたい場合に用いられる。</w:t>
+      </w:r>
+    </w:p>
+    <w:p>
+      <w:pPr>
+        <w:spacing w:before="0" w:after="80" w:line="312" w:lineRule="auto"/>
+        <w:ind w:firstLine="210"/>
+      </w:pPr>
+      <w:r>
+        <w:rPr>
+          <w:rFonts w:ascii="Times New Roman" w:hAnsi="Times New Roman" w:eastAsia="ＭＳ 明朝"/>
+          <w:b w:val="0"/>
+          <w:color w:val="000000"/>
+          <w:sz w:val="21"/>
+        </w:rPr>
+        <w:t>(3) 抵抗器の見方</w:t>
+      </w:r>
+    </w:p>
+    <w:p>
+      <w:pPr>
+        <w:spacing w:before="0" w:after="80" w:line="312" w:lineRule="auto"/>
+        <w:ind w:firstLine="210"/>
+      </w:pPr>
+      <w:r>
+        <w:rPr>
+          <w:rFonts w:ascii="Times New Roman" w:hAnsi="Times New Roman" w:eastAsia="ＭＳ 明朝"/>
+          <w:b w:val="0"/>
+          <w:color w:val="000000"/>
+          <w:sz w:val="21"/>
+        </w:rPr>
+        <w:t>① カラーコード表（JIS）　抵抗値が直接抵抗器の上に数値で印刷されている場合以外は、カラーコード表に従う。第1・第2数字をa、b、ゼロの数をnとすると、抵抗値は ab×10ⁿ [Ω] となる。例えば a=2（赤色）、b=5（緑色）、n=3（橙色）であれば、25×10³ Ω＝25kΩ である。金属皮膜などの高精度抵抗は第3数字まであり、有効数字が3桁になる。カラーコード表を表2に示す。</w:t>
+      </w:r>
+    </w:p>
+    <w:p>
+      <w:pPr>
+        <w:spacing w:before="40" w:after="40" w:line="276" w:lineRule="auto"/>
+        <w:jc w:val="center"/>
+      </w:pPr>
+      <w:r>
+        <w:rPr>
+          <w:rFonts w:ascii="Times New Roman" w:hAnsi="Times New Roman" w:eastAsia="ＭＳ 明朝"/>
+          <w:b w:val="0"/>
+          <w:color w:val="000000"/>
+          <w:sz w:val="19"/>
+        </w:rPr>
+        <w:t>表2　カラーコード表</w:t>
+      </w:r>
+    </w:p>
+    <w:tbl>
+      <w:tblPr>
+        <w:tblStyle w:val="TableGrid"/>
+        <w:tblW w:type="auto" w:w="0"/>
+        <w:jc w:val="center"/>
+        <w:tblLook w:firstColumn="1" w:firstRow="1" w:lastColumn="0" w:lastRow="0" w:noHBand="0" w:noVBand="1" w:val="04A0"/>
+      </w:tblPr>
+      <w:tblGrid>
+        <w:gridCol w:w="3024"/>
+        <w:gridCol w:w="3024"/>
+        <w:gridCol w:w="3024"/>
+      </w:tblGrid>
+      <w:tr>
+        <w:tc>
+          <w:tcPr>
+            <w:tcW w:type="dxa" w:w="1134"/>
+          </w:tcPr>
+          <w:p>
+            <w:pPr>
+              <w:jc w:val="center"/>
+            </w:pPr>
+            <w:r/>
+            <w:r>
+              <w:rPr>
+                <w:rFonts w:ascii="Times New Roman" w:hAnsi="Times New Roman" w:eastAsia="ＭＳ 明朝"/>
+                <w:b/>
+                <w:color w:val="000000"/>
+                <w:sz w:val="19"/>
+              </w:rPr>
+              <w:t>色</w:t>
+            </w:r>
+          </w:p>
+        </w:tc>
+        <w:tc>
+          <w:tcPr>
+            <w:tcW w:type="dxa" w:w="2268"/>
+          </w:tcPr>
+          <w:p>
+            <w:pPr>
+              <w:jc w:val="center"/>
+            </w:pPr>
+            <w:r/>
+            <w:r>
+              <w:rPr>
+                <w:rFonts w:ascii="Times New Roman" w:hAnsi="Times New Roman" w:eastAsia="ＭＳ 明朝"/>
+                <w:b/>
+                <w:color w:val="000000"/>
+                <w:sz w:val="19"/>
+              </w:rPr>
+              <w:t>数字・ゼロの数</w:t>
+            </w:r>
+          </w:p>
+        </w:tc>
+        <w:tc>
+          <w:tcPr>
+            <w:tcW w:type="dxa" w:w="1361"/>
+          </w:tcPr>
+          <w:p>
+            <w:pPr>
+              <w:jc w:val="center"/>
+            </w:pPr>
+            <w:r/>
+            <w:r>
+              <w:rPr>
+                <w:rFonts w:ascii="Times New Roman" w:hAnsi="Times New Roman" w:eastAsia="ＭＳ 明朝"/>
+                <w:b/>
+                <w:color w:val="000000"/>
+                <w:sz w:val="19"/>
+              </w:rPr>
+              <w:t>誤差</w:t>
+            </w:r>
+          </w:p>
+        </w:tc>
+      </w:tr>
+      <w:tr>
+        <w:tc>
+          <w:tcPr>
+            <w:tcW w:type="dxa" w:w="1134"/>
+          </w:tcPr>
+          <w:p>
+            <w:r/>
+            <w:r>
+              <w:rPr>
+                <w:rFonts w:ascii="Times New Roman" w:hAnsi="Times New Roman" w:eastAsia="ＭＳ 明朝"/>
+                <w:b w:val="0"/>
+                <w:color w:val="000000"/>
+                <w:sz w:val="19"/>
+              </w:rPr>
+              <w:t>黒</w:t>
+            </w:r>
+          </w:p>
+        </w:tc>
+        <w:tc>
+          <w:tcPr>
+            <w:tcW w:type="dxa" w:w="2268"/>
+          </w:tcPr>
+          <w:p>
+            <w:r/>
+            <w:r>
+              <w:rPr>
+                <w:rFonts w:ascii="Times New Roman" w:hAnsi="Times New Roman" w:eastAsia="ＭＳ 明朝"/>
+                <w:b w:val="0"/>
+                <w:color w:val="000000"/>
+                <w:sz w:val="19"/>
+              </w:rPr>
+              <w:t>0</w:t>
+            </w:r>
+          </w:p>
+        </w:tc>
+        <w:tc>
+          <w:tcPr>
+            <w:tcW w:type="dxa" w:w="1361"/>
+          </w:tcPr>
+          <w:p>
+            <w:r/>
+            <w:r>
+              <w:rPr>
+                <w:rFonts w:ascii="Times New Roman" w:hAnsi="Times New Roman" w:eastAsia="ＭＳ 明朝"/>
+                <w:b w:val="0"/>
+                <w:color w:val="000000"/>
+                <w:sz w:val="19"/>
+              </w:rPr>
+            </w:r>
+          </w:p>
+        </w:tc>
+      </w:tr>
+      <w:tr>
+        <w:tc>
+          <w:tcPr>
+            <w:tcW w:type="dxa" w:w="1134"/>
+          </w:tcPr>
+          <w:p>
+            <w:r/>
+            <w:r>
+              <w:rPr>
+                <w:rFonts w:ascii="Times New Roman" w:hAnsi="Times New Roman" w:eastAsia="ＭＳ 明朝"/>
+                <w:b w:val="0"/>
+                <w:color w:val="000000"/>
+                <w:sz w:val="19"/>
+              </w:rPr>
+              <w:t>茶</w:t>
+            </w:r>
+          </w:p>
+        </w:tc>
+        <w:tc>
+          <w:tcPr>
+            <w:tcW w:type="dxa" w:w="2268"/>
+          </w:tcPr>
+          <w:p>
+            <w:r/>
+            <w:r>
+              <w:rPr>
+                <w:rFonts w:ascii="Times New Roman" w:hAnsi="Times New Roman" w:eastAsia="ＭＳ 明朝"/>
+                <w:b w:val="0"/>
+                <w:color w:val="000000"/>
+                <w:sz w:val="19"/>
+              </w:rPr>
+              <w:t>1</w:t>
+            </w:r>
+          </w:p>
+        </w:tc>
+        <w:tc>
+          <w:tcPr>
+            <w:tcW w:type="dxa" w:w="1361"/>
+          </w:tcPr>
+          <w:p>
+            <w:r/>
+            <w:r>
+              <w:rPr>
+                <w:rFonts w:ascii="Times New Roman" w:hAnsi="Times New Roman" w:eastAsia="ＭＳ 明朝"/>
+                <w:b w:val="0"/>
+                <w:color w:val="000000"/>
+                <w:sz w:val="19"/>
+              </w:rPr>
+              <w:t>1%</w:t>
+            </w:r>
+          </w:p>
+        </w:tc>
+      </w:tr>
+      <w:tr>
+        <w:tc>
+          <w:tcPr>
+            <w:tcW w:type="dxa" w:w="1134"/>
+          </w:tcPr>
+          <w:p>
+            <w:r/>
+            <w:r>
+              <w:rPr>
+                <w:rFonts w:ascii="Times New Roman" w:hAnsi="Times New Roman" w:eastAsia="ＭＳ 明朝"/>
+                <w:b w:val="0"/>
+                <w:color w:val="000000"/>
+                <w:sz w:val="19"/>
+              </w:rPr>
+              <w:t>赤</w:t>
+            </w:r>
+          </w:p>
+        </w:tc>
+        <w:tc>
+          <w:tcPr>
+            <w:tcW w:type="dxa" w:w="2268"/>
+          </w:tcPr>
+          <w:p>
+            <w:r/>
+            <w:r>
+              <w:rPr>
+                <w:rFonts w:ascii="Times New Roman" w:hAnsi="Times New Roman" w:eastAsia="ＭＳ 明朝"/>
+                <w:b w:val="0"/>
+                <w:color w:val="000000"/>
+                <w:sz w:val="19"/>
+              </w:rPr>
+              <w:t>2</w:t>
+            </w:r>
+          </w:p>
+        </w:tc>
+        <w:tc>
+          <w:tcPr>
+            <w:tcW w:type="dxa" w:w="1361"/>
+          </w:tcPr>
+          <w:p>
+            <w:r/>
+            <w:r>
+              <w:rPr>
+                <w:rFonts w:ascii="Times New Roman" w:hAnsi="Times New Roman" w:eastAsia="ＭＳ 明朝"/>
+                <w:b w:val="0"/>
+                <w:color w:val="000000"/>
+                <w:sz w:val="19"/>
+              </w:rPr>
+              <w:t>2%</w:t>
+            </w:r>
+          </w:p>
+        </w:tc>
+      </w:tr>
+      <w:tr>
+        <w:tc>
+          <w:tcPr>
+            <w:tcW w:type="dxa" w:w="1134"/>
+          </w:tcPr>
+          <w:p>
+            <w:r/>
+            <w:r>
+              <w:rPr>
+                <w:rFonts w:ascii="Times New Roman" w:hAnsi="Times New Roman" w:eastAsia="ＭＳ 明朝"/>
+                <w:b w:val="0"/>
+                <w:color w:val="000000"/>
+                <w:sz w:val="19"/>
+              </w:rPr>
+              <w:t>橙</w:t>
+            </w:r>
+          </w:p>
+        </w:tc>
+        <w:tc>
+          <w:tcPr>
+            <w:tcW w:type="dxa" w:w="2268"/>
+          </w:tcPr>
+          <w:p>
+            <w:r/>
+            <w:r>
+              <w:rPr>
+                <w:rFonts w:ascii="Times New Roman" w:hAnsi="Times New Roman" w:eastAsia="ＭＳ 明朝"/>
+                <w:b w:val="0"/>
+                <w:color w:val="000000"/>
+                <w:sz w:val="19"/>
+              </w:rPr>
+              <w:t>3</w:t>
+            </w:r>
+          </w:p>
+        </w:tc>
+        <w:tc>
+          <w:tcPr>
+            <w:tcW w:type="dxa" w:w="1361"/>
+          </w:tcPr>
+          <w:p>
+            <w:r/>
+            <w:r>
+              <w:rPr>
+                <w:rFonts w:ascii="Times New Roman" w:hAnsi="Times New Roman" w:eastAsia="ＭＳ 明朝"/>
+                <w:b w:val="0"/>
+                <w:color w:val="000000"/>
+                <w:sz w:val="19"/>
+              </w:rPr>
+            </w:r>
+          </w:p>
+        </w:tc>
+      </w:tr>
+      <w:tr>
+        <w:tc>
+          <w:tcPr>
+            <w:tcW w:type="dxa" w:w="1134"/>
+          </w:tcPr>
+          <w:p>
+            <w:r/>
+            <w:r>
+              <w:rPr>
+                <w:rFonts w:ascii="Times New Roman" w:hAnsi="Times New Roman" w:eastAsia="ＭＳ 明朝"/>
+                <w:b w:val="0"/>
+                <w:color w:val="000000"/>
+                <w:sz w:val="19"/>
+              </w:rPr>
+              <w:t>黄</w:t>
+            </w:r>
+          </w:p>
+        </w:tc>
+        <w:tc>
+          <w:tcPr>
+            <w:tcW w:type="dxa" w:w="2268"/>
+          </w:tcPr>
+          <w:p>
+            <w:r/>
+            <w:r>
+              <w:rPr>
+                <w:rFonts w:ascii="Times New Roman" w:hAnsi="Times New Roman" w:eastAsia="ＭＳ 明朝"/>
+                <w:b w:val="0"/>
+                <w:color w:val="000000"/>
+                <w:sz w:val="19"/>
+              </w:rPr>
+              <w:t>4</w:t>
+            </w:r>
+          </w:p>
+        </w:tc>
+        <w:tc>
+          <w:tcPr>
+            <w:tcW w:type="dxa" w:w="1361"/>
+          </w:tcPr>
+          <w:p>
+            <w:r/>
+            <w:r>
+              <w:rPr>
+                <w:rFonts w:ascii="Times New Roman" w:hAnsi="Times New Roman" w:eastAsia="ＭＳ 明朝"/>
+                <w:b w:val="0"/>
+                <w:color w:val="000000"/>
+                <w:sz w:val="19"/>
+              </w:rPr>
+            </w:r>
+          </w:p>
+        </w:tc>
+      </w:tr>
+      <w:tr>
+        <w:tc>
+          <w:tcPr>
+            <w:tcW w:type="dxa" w:w="1134"/>
+          </w:tcPr>
+          <w:p>
+            <w:r/>
+            <w:r>
+              <w:rPr>
+                <w:rFonts w:ascii="Times New Roman" w:hAnsi="Times New Roman" w:eastAsia="ＭＳ 明朝"/>
+                <w:b w:val="0"/>
+                <w:color w:val="000000"/>
+                <w:sz w:val="19"/>
+              </w:rPr>
+              <w:t>緑</w:t>
+            </w:r>
+          </w:p>
+        </w:tc>
+        <w:tc>
+          <w:tcPr>
+            <w:tcW w:type="dxa" w:w="2268"/>
+          </w:tcPr>
+          <w:p>
+            <w:r/>
+            <w:r>
+              <w:rPr>
+                <w:rFonts w:ascii="Times New Roman" w:hAnsi="Times New Roman" w:eastAsia="ＭＳ 明朝"/>
+                <w:b w:val="0"/>
+                <w:color w:val="000000"/>
+                <w:sz w:val="19"/>
+              </w:rPr>
+              <w:t>5</w:t>
+            </w:r>
+          </w:p>
+        </w:tc>
+        <w:tc>
+          <w:tcPr>
+            <w:tcW w:type="dxa" w:w="1361"/>
+          </w:tcPr>
+          <w:p>
+            <w:r/>
+            <w:r>
+              <w:rPr>
+                <w:rFonts w:ascii="Times New Roman" w:hAnsi="Times New Roman" w:eastAsia="ＭＳ 明朝"/>
+                <w:b w:val="0"/>
+                <w:color w:val="000000"/>
+                <w:sz w:val="19"/>
+              </w:rPr>
+            </w:r>
+          </w:p>
+        </w:tc>
+      </w:tr>
+      <w:tr>
+        <w:tc>
+          <w:tcPr>
+            <w:tcW w:type="dxa" w:w="1134"/>
+          </w:tcPr>
+          <w:p>
+            <w:r/>
+            <w:r>
+              <w:rPr>
+                <w:rFonts w:ascii="Times New Roman" w:hAnsi="Times New Roman" w:eastAsia="ＭＳ 明朝"/>
+                <w:b w:val="0"/>
+                <w:color w:val="000000"/>
+                <w:sz w:val="19"/>
+              </w:rPr>
+              <w:t>青</w:t>
+            </w:r>
+          </w:p>
+        </w:tc>
+        <w:tc>
+          <w:tcPr>
+            <w:tcW w:type="dxa" w:w="2268"/>
+          </w:tcPr>
+          <w:p>
+            <w:r/>
+            <w:r>
+              <w:rPr>
+                <w:rFonts w:ascii="Times New Roman" w:hAnsi="Times New Roman" w:eastAsia="ＭＳ 明朝"/>
+                <w:b w:val="0"/>
+                <w:color w:val="000000"/>
+                <w:sz w:val="19"/>
+              </w:rPr>
+              <w:t>6</w:t>
+            </w:r>
+          </w:p>
+        </w:tc>
+        <w:tc>
+          <w:tcPr>
+            <w:tcW w:type="dxa" w:w="1361"/>
+          </w:tcPr>
+          <w:p>
+            <w:r/>
+            <w:r>
+              <w:rPr>
+                <w:rFonts w:ascii="Times New Roman" w:hAnsi="Times New Roman" w:eastAsia="ＭＳ 明朝"/>
+                <w:b w:val="0"/>
+                <w:color w:val="000000"/>
+                <w:sz w:val="19"/>
+              </w:rPr>
+            </w:r>
+          </w:p>
+        </w:tc>
+      </w:tr>
+      <w:tr>
+        <w:tc>
+          <w:tcPr>
+            <w:tcW w:type="dxa" w:w="1134"/>
+          </w:tcPr>
+          <w:p>
+            <w:r/>
+            <w:r>
+              <w:rPr>
+                <w:rFonts w:ascii="Times New Roman" w:hAnsi="Times New Roman" w:eastAsia="ＭＳ 明朝"/>
+                <w:b w:val="0"/>
+                <w:color w:val="000000"/>
+                <w:sz w:val="19"/>
+              </w:rPr>
+              <w:t>紫</w:t>
+            </w:r>
+          </w:p>
+        </w:tc>
+        <w:tc>
+          <w:tcPr>
+            <w:tcW w:type="dxa" w:w="2268"/>
+          </w:tcPr>
+          <w:p>
+            <w:r/>
+            <w:r>
+              <w:rPr>
+                <w:rFonts w:ascii="Times New Roman" w:hAnsi="Times New Roman" w:eastAsia="ＭＳ 明朝"/>
+                <w:b w:val="0"/>
+                <w:color w:val="000000"/>
+                <w:sz w:val="19"/>
+              </w:rPr>
+              <w:t>7</w:t>
+            </w:r>
+          </w:p>
+        </w:tc>
+        <w:tc>
+          <w:tcPr>
+            <w:tcW w:type="dxa" w:w="1361"/>
+          </w:tcPr>
+          <w:p>
+            <w:r/>
+            <w:r>
+              <w:rPr>
+                <w:rFonts w:ascii="Times New Roman" w:hAnsi="Times New Roman" w:eastAsia="ＭＳ 明朝"/>
+                <w:b w:val="0"/>
+                <w:color w:val="000000"/>
+                <w:sz w:val="19"/>
+              </w:rPr>
+            </w:r>
+          </w:p>
+        </w:tc>
+      </w:tr>
+      <w:tr>
+        <w:tc>
+          <w:tcPr>
+            <w:tcW w:type="dxa" w:w="1134"/>
+          </w:tcPr>
+          <w:p>
+            <w:r/>
+            <w:r>
+              <w:rPr>
+                <w:rFonts w:ascii="Times New Roman" w:hAnsi="Times New Roman" w:eastAsia="ＭＳ 明朝"/>
+                <w:b w:val="0"/>
+                <w:color w:val="000000"/>
+                <w:sz w:val="19"/>
+              </w:rPr>
+              <w:t>灰</w:t>
+            </w:r>
+          </w:p>
+        </w:tc>
+        <w:tc>
+          <w:tcPr>
+            <w:tcW w:type="dxa" w:w="2268"/>
+          </w:tcPr>
+          <w:p>
+            <w:r/>
+            <w:r>
+              <w:rPr>
+                <w:rFonts w:ascii="Times New Roman" w:hAnsi="Times New Roman" w:eastAsia="ＭＳ 明朝"/>
+                <w:b w:val="0"/>
+                <w:color w:val="000000"/>
+                <w:sz w:val="19"/>
+              </w:rPr>
+              <w:t>8</w:t>
+            </w:r>
+          </w:p>
+        </w:tc>
+        <w:tc>
+          <w:tcPr>
+            <w:tcW w:type="dxa" w:w="1361"/>
+          </w:tcPr>
+          <w:p>
+            <w:r/>
+            <w:r>
+              <w:rPr>
+                <w:rFonts w:ascii="Times New Roman" w:hAnsi="Times New Roman" w:eastAsia="ＭＳ 明朝"/>
+                <w:b w:val="0"/>
+                <w:color w:val="000000"/>
+                <w:sz w:val="19"/>
+              </w:rPr>
+            </w:r>
+          </w:p>
+        </w:tc>
+      </w:tr>
+      <w:tr>
+        <w:tc>
+          <w:tcPr>
+            <w:tcW w:type="dxa" w:w="1134"/>
+          </w:tcPr>
+          <w:p>
+            <w:r/>
+            <w:r>
+              <w:rPr>
+                <w:rFonts w:ascii="Times New Roman" w:hAnsi="Times New Roman" w:eastAsia="ＭＳ 明朝"/>
+                <w:b w:val="0"/>
+                <w:color w:val="000000"/>
+                <w:sz w:val="19"/>
+              </w:rPr>
+              <w:t>白</w:t>
+            </w:r>
+          </w:p>
+        </w:tc>
+        <w:tc>
+          <w:tcPr>
+            <w:tcW w:type="dxa" w:w="2268"/>
+          </w:tcPr>
+          <w:p>
+            <w:r/>
+            <w:r>
+              <w:rPr>
+                <w:rFonts w:ascii="Times New Roman" w:hAnsi="Times New Roman" w:eastAsia="ＭＳ 明朝"/>
+                <w:b w:val="0"/>
+                <w:color w:val="000000"/>
+                <w:sz w:val="19"/>
+              </w:rPr>
+              <w:t>9</w:t>
+            </w:r>
+          </w:p>
+        </w:tc>
+        <w:tc>
+          <w:tcPr>
+            <w:tcW w:type="dxa" w:w="1361"/>
+          </w:tcPr>
+          <w:p>
+            <w:r/>
+            <w:r>
+              <w:rPr>
+                <w:rFonts w:ascii="Times New Roman" w:hAnsi="Times New Roman" w:eastAsia="ＭＳ 明朝"/>
+                <w:b w:val="0"/>
+                <w:color w:val="000000"/>
+                <w:sz w:val="19"/>
+              </w:rPr>
+            </w:r>
+          </w:p>
+        </w:tc>
+      </w:tr>
+      <w:tr>
+        <w:tc>
+          <w:tcPr>
+            <w:tcW w:type="dxa" w:w="1134"/>
+          </w:tcPr>
+          <w:p>
+            <w:r/>
+            <w:r>
+              <w:rPr>
+                <w:rFonts w:ascii="Times New Roman" w:hAnsi="Times New Roman" w:eastAsia="ＭＳ 明朝"/>
+                <w:b w:val="0"/>
+                <w:color w:val="000000"/>
+                <w:sz w:val="19"/>
+              </w:rPr>
+              <w:t>金</w:t>
+            </w:r>
+          </w:p>
+        </w:tc>
+        <w:tc>
+          <w:tcPr>
+            <w:tcW w:type="dxa" w:w="2268"/>
+          </w:tcPr>
+          <w:p>
+            <w:r/>
+            <w:r>
+              <w:rPr>
+                <w:rFonts w:ascii="Times New Roman" w:hAnsi="Times New Roman" w:eastAsia="ＭＳ 明朝"/>
+                <w:b w:val="0"/>
+                <w:color w:val="000000"/>
+                <w:sz w:val="19"/>
+              </w:rPr>
+              <w:t>n=-1</w:t>
+            </w:r>
+          </w:p>
+        </w:tc>
+        <w:tc>
+          <w:tcPr>
+            <w:tcW w:type="dxa" w:w="1361"/>
+          </w:tcPr>
+          <w:p>
+            <w:r/>
+            <w:r>
+              <w:rPr>
+                <w:rFonts w:ascii="Times New Roman" w:hAnsi="Times New Roman" w:eastAsia="ＭＳ 明朝"/>
+                <w:b w:val="0"/>
+                <w:color w:val="000000"/>
+                <w:sz w:val="19"/>
+              </w:rPr>
+              <w:t>5%</w:t>
+            </w:r>
+          </w:p>
+        </w:tc>
+      </w:tr>
+      <w:tr>
+        <w:tc>
+          <w:tcPr>
+            <w:tcW w:type="dxa" w:w="1134"/>
+          </w:tcPr>
+          <w:p>
+            <w:r/>
+            <w:r>
+              <w:rPr>
+                <w:rFonts w:ascii="Times New Roman" w:hAnsi="Times New Roman" w:eastAsia="ＭＳ 明朝"/>
+                <w:b w:val="0"/>
+                <w:color w:val="000000"/>
+                <w:sz w:val="19"/>
+              </w:rPr>
+              <w:t>銀</w:t>
+            </w:r>
+          </w:p>
+        </w:tc>
+        <w:tc>
+          <w:tcPr>
+            <w:tcW w:type="dxa" w:w="2268"/>
+          </w:tcPr>
+          <w:p>
+            <w:r/>
+            <w:r>
+              <w:rPr>
+                <w:rFonts w:ascii="Times New Roman" w:hAnsi="Times New Roman" w:eastAsia="ＭＳ 明朝"/>
+                <w:b w:val="0"/>
+                <w:color w:val="000000"/>
+                <w:sz w:val="19"/>
+              </w:rPr>
+              <w:t>n=-2</w:t>
+            </w:r>
+          </w:p>
+        </w:tc>
+        <w:tc>
+          <w:tcPr>
+            <w:tcW w:type="dxa" w:w="1361"/>
+          </w:tcPr>
+          <w:p>
+            <w:r/>
+            <w:r>
+              <w:rPr>
+                <w:rFonts w:ascii="Times New Roman" w:hAnsi="Times New Roman" w:eastAsia="ＭＳ 明朝"/>
+                <w:b w:val="0"/>
+                <w:color w:val="000000"/>
+                <w:sz w:val="19"/>
+              </w:rPr>
+              <w:t>10%</w:t>
+            </w:r>
+          </w:p>
+        </w:tc>
+      </w:tr>
+    </w:tbl>
+    <w:p>
+      <w:pPr>
+        <w:spacing w:before="0" w:after="80" w:line="312" w:lineRule="auto"/>
+        <w:ind w:firstLine="210"/>
+      </w:pPr>
+      <w:r>
+        <w:rPr>
+          <w:rFonts w:ascii="Times New Roman" w:hAnsi="Times New Roman" w:eastAsia="ＭＳ 明朝"/>
+          <w:b w:val="0"/>
+          <w:color w:val="000000"/>
+          <w:sz w:val="21"/>
+        </w:rPr>
+        <w:t>② 定格電力　その抵抗器に連続的に印加できる電力の最大値を指すが、周囲温度が40℃以上の場合には制限しなければならない。定格電力としては 1/16W、1/8W、1/4W、1/2W、1W、1.5W、2W、… のように多数の種類があるが、大きな電力を許容できる抵抗器は外形も大きくなる。</w:t>
       </w:r>
     </w:p>
     <w:p>
@@ -229,7 +1531,82 @@
           <w:color w:val="000000"/>
           <w:sz w:val="21"/>
         </w:rPr>
-        <w:t>コンデンサは抵抗器とともに電気回路内で多く用いられる部品であり、電荷を蓄える働きをもつ。その容量はF（ファラッド）という単位で表され、実際にはμF（10⁻⁶F）やpF（10⁻¹²F）の補助単位がよく用いられる。種類としては、比較的大きな容量が得られる電解コンデンサ、小型で周波数特性の良いセラミックコンデンサ、ペーパーコンデンサ、経時変化が小さく高精度なマイカコンデンサ、プラスチックフィルムコンデンサなどがある。</w:t>
+        <w:t>コンデンサは抵抗器とともに電気回路内で多く用いられる部品であり、電荷を蓄える働きをもつ。その容量はF（ファラッド）という単位で表され、実際にはμF（マイクロファラッド、10⁻⁶F）やpF（ピコファラッド、10⁻¹²F）のように補助単位μ、pをつけたものがよく用いられる。以下に代表的なコンデンサの種類と特徴を示す。</w:t>
+      </w:r>
+    </w:p>
+    <w:p>
+      <w:pPr>
+        <w:spacing w:before="0" w:after="80" w:line="312" w:lineRule="auto"/>
+        <w:ind w:firstLine="210"/>
+      </w:pPr>
+      <w:r>
+        <w:rPr>
+          <w:rFonts w:ascii="Times New Roman" w:hAnsi="Times New Roman" w:eastAsia="ＭＳ 明朝"/>
+          <w:b w:val="0"/>
+          <w:color w:val="000000"/>
+          <w:sz w:val="21"/>
+        </w:rPr>
+        <w:t>① 電解コンデンサ　対向電極が電解液のものを電解コンデンサと呼ぶ。数μF〜数1000μFの比較的大きな容量が必要なときに用いられる。周波数特性は他の種類に比べてあまり良くないため、電源回路など比較的低い周波数の信号を扱う際に有効である。周囲温度や経年変化に伴う電解液の変質により静電容量の変化・漏れ電流の増加が発生し、真の静電容量が表示値から数％〜十数％異なることもある。近年は電解液の代わりに二酸化マンガンやタンタルなどの酸化物を用いた固体電解コンデンサも用いられ、温度係数・周波数特性が改善されている。</w:t>
+      </w:r>
+    </w:p>
+    <w:p>
+      <w:pPr>
+        <w:spacing w:before="0" w:after="80" w:line="312" w:lineRule="auto"/>
+        <w:ind w:firstLine="210"/>
+      </w:pPr>
+      <w:r>
+        <w:rPr>
+          <w:rFonts w:ascii="Times New Roman" w:hAnsi="Times New Roman" w:eastAsia="ＭＳ 明朝"/>
+          <w:b w:val="0"/>
+          <w:color w:val="000000"/>
+          <w:sz w:val="21"/>
+        </w:rPr>
+        <w:t>② セラミックコンデンサ　誘電率を大きくとれるので小型にでき、数pF〜1μFの範囲で用いられる。周波数特性は概して良いが、誘電率の温度係数が大きいため周囲温度の影響を受けやすいものが多い。容量は第1数字・第2数字・指数用の第3数字で表示され、単位はpFである。例えば473は 47×10³ pF＝0.047μF、102は10×10² pF＝1000pF＝0.001μF を表す。</w:t>
+      </w:r>
+    </w:p>
+    <w:p>
+      <w:pPr>
+        <w:spacing w:before="0" w:after="80" w:line="312" w:lineRule="auto"/>
+        <w:ind w:firstLine="210"/>
+      </w:pPr>
+      <w:r>
+        <w:rPr>
+          <w:rFonts w:ascii="Times New Roman" w:hAnsi="Times New Roman" w:eastAsia="ＭＳ 明朝"/>
+          <w:b w:val="0"/>
+          <w:color w:val="000000"/>
+          <w:sz w:val="21"/>
+        </w:rPr>
+        <w:t>③ ペーパーコンデンサ　0.001μF〜1μFの静電容量が得られる。2枚のアルミニウムなどの金属箔を交互に重ねて巻き込み、含浸液を含ませて外装する。紙本来の誘電的性質に含浸液の性質が付加されるため温度係数はあまり良くない。数100Vの耐圧が必要な回路系で用いられる。</w:t>
+      </w:r>
+    </w:p>
+    <w:p>
+      <w:pPr>
+        <w:spacing w:before="0" w:after="80" w:line="312" w:lineRule="auto"/>
+        <w:ind w:firstLine="210"/>
+      </w:pPr>
+      <w:r>
+        <w:rPr>
+          <w:rFonts w:ascii="Times New Roman" w:hAnsi="Times New Roman" w:eastAsia="ＭＳ 明朝"/>
+          <w:b w:val="0"/>
+          <w:color w:val="000000"/>
+          <w:sz w:val="21"/>
+        </w:rPr>
+        <w:t>④ マイカコンデンサ　マイカのへき開性を利用して25〜5μmの厚さにしたものを誘電体として用いる。経時変化がなく、温度係数も小さく、絶縁抵抗も10⁵ MΩと高い値を保つので、高信頼度通信機用など高い精度が必要な回路系で用いられる。静電容量は数pF〜0.1μF程度で、かなり高い耐圧を持つものもある。他のコンデンサに比べ多少価格は高い。</w:t>
+      </w:r>
+    </w:p>
+    <w:p>
+      <w:pPr>
+        <w:spacing w:before="0" w:after="80" w:line="312" w:lineRule="auto"/>
+        <w:ind w:firstLine="210"/>
+      </w:pPr>
+      <w:r>
+        <w:rPr>
+          <w:rFonts w:ascii="Times New Roman" w:hAnsi="Times New Roman" w:eastAsia="ＭＳ 明朝"/>
+          <w:b w:val="0"/>
+          <w:color w:val="000000"/>
+          <w:sz w:val="21"/>
+        </w:rPr>
+        <w:t>⑤ プラスチックフィルムコンデンサ　各種のプラスチックフィルムを誘電体として金属箔とともに巻き込んだものである。中でもスチロールフィルムコンデンサ（通称スチコン）は高周波特性が良好で絶縁抵抗も高く、温度係数も比較的小さい。ポリエチレンテレフタレートコンデンサは電気的特性は若干劣るが、フィルムの機械的・熱的安定性に優れ、小型大容量化が可能である。</w:t>
       </w:r>
     </w:p>
     <w:p>
@@ -274,7 +1651,7 @@
           <w:color w:val="000000"/>
           <w:sz w:val="21"/>
         </w:rPr>
-        <w:t>この式より、静電容量Cは電極面積Sに比例し、電極間隔dに反比例することがわかる。</w:t>
+        <w:t>この式より、静電容量Cは電極面積Sおよび誘電率εに比例し、電極間隔dに反比例することがわかる。</w:t>
       </w:r>
     </w:p>
     <w:p>
@@ -304,7 +1681,37 @@
           <w:color w:val="000000"/>
           <w:sz w:val="21"/>
         </w:rPr>
-        <w:t>電磁誘導作用を利用したコイルやトランス、およびその性質をもつものをインダクタンス部品と呼ぶ。コイルは構造的に空心コイルと磁心入りコイルに大別され、形状からはソレノイド形・トロイダル形・スパイラル形などに分類される。空心コイルは無歪・非飽和・高安定などの特長をもつが、特性を良くしようとすると寸法が大きくなる。一方、磁心入りコイルは高透磁率・低損失の磁心材料を用いることで、大きなインダクタンスを小型で実現できる。</w:t>
+        <w:t>電磁誘導作用を利用したコイルやトランス、およびその性質をもつものをインダクタンス部品と呼ぶ。</w:t>
+      </w:r>
+    </w:p>
+    <w:p>
+      <w:pPr>
+        <w:spacing w:before="0" w:after="80" w:line="312" w:lineRule="auto"/>
+        <w:ind w:firstLine="210"/>
+      </w:pPr>
+      <w:r>
+        <w:rPr>
+          <w:rFonts w:ascii="Times New Roman" w:hAnsi="Times New Roman" w:eastAsia="ＭＳ 明朝"/>
+          <w:b w:val="0"/>
+          <w:color w:val="000000"/>
+          <w:sz w:val="21"/>
+        </w:rPr>
+        <w:t>(1) コイル</w:t>
+      </w:r>
+    </w:p>
+    <w:p>
+      <w:pPr>
+        <w:spacing w:before="0" w:after="80" w:line="312" w:lineRule="auto"/>
+        <w:ind w:firstLine="210"/>
+      </w:pPr>
+      <w:r>
+        <w:rPr>
+          <w:rFonts w:ascii="Times New Roman" w:hAnsi="Times New Roman" w:eastAsia="ＭＳ 明朝"/>
+          <w:b w:val="0"/>
+          <w:color w:val="000000"/>
+          <w:sz w:val="21"/>
+        </w:rPr>
+        <w:t>コイルを形状から分類すると、ソレノイド形（空心）、トロイダル形（空心）、スパイラル形、ソレノイド形（磁心入り）、トロイダル形（磁心入り）、つぼ形などの6種類程度が挙げられ、構造的には空心コイルと磁心入りコイルに大別される。空心コイルは無歪・非飽和・高安定などの特長をもつが、特性を良くしよう（高いQを実現しよう）とするとどうしても寸法が大きくなるため、回路を小型化したい場合には不向きである。一方、磁心入りコイルは高透磁率・低損失の磁心材料を用いて大きなインダクタンスやQを小型でも実現でき、磁心を出し入れできるようにすればインダクタンスを可変にできるという特長をもつ。ただし、磁心による歪電圧の発生・飽和特性・直流重畳特性などがあり注意が必要である。</w:t>
       </w:r>
     </w:p>
     <w:p>
@@ -349,7 +1756,112 @@
           <w:color w:val="000000"/>
           <w:sz w:val="21"/>
         </w:rPr>
-        <w:t>トロイダル形は磁束がコア内に閉じ込められて漏れが少なく、同じ巻数でも空心より大きなインダクタンスが得られる。インダクタンスは巻数Nの2乗に比例する。</w:t>
+        <w:t>また、トロイダル形は磁束がコア内に閉じ込められて漏れが少なく、同じ巻数でも空心より大きなインダクタンスが得られる。インダクタンスは巻数Nの2乗に比例する。</w:t>
+      </w:r>
+    </w:p>
+    <w:p>
+      <w:pPr>
+        <w:spacing w:before="0" w:after="80" w:line="312" w:lineRule="auto"/>
+        <w:ind w:firstLine="210"/>
+      </w:pPr>
+      <w:r>
+        <w:rPr>
+          <w:rFonts w:ascii="Times New Roman" w:hAnsi="Times New Roman" w:eastAsia="ＭＳ 明朝"/>
+          <w:b w:val="0"/>
+          <w:color w:val="000000"/>
+          <w:sz w:val="21"/>
+        </w:rPr>
+        <w:t>(2) トランス</w:t>
+      </w:r>
+    </w:p>
+    <w:p>
+      <w:pPr>
+        <w:spacing w:before="0" w:after="80" w:line="312" w:lineRule="auto"/>
+        <w:ind w:firstLine="210"/>
+      </w:pPr>
+      <w:r>
+        <w:rPr>
+          <w:rFonts w:ascii="Times New Roman" w:hAnsi="Times New Roman" w:eastAsia="ＭＳ 明朝"/>
+          <w:b w:val="0"/>
+          <w:color w:val="000000"/>
+          <w:sz w:val="21"/>
+        </w:rPr>
+        <w:t>トランスの主な機能は、①電圧・電流・インピーダンスの変換、②極性反転、③回路内の電位分離、④平衡回路・不平衡回路の変換、⑤電力分配 などがあり、これらの機能を単独あるいは組み合わせて、目的に応じた多種類のトランスが使われている。</w:t>
+      </w:r>
+    </w:p>
+    <w:p>
+      <w:pPr>
+        <w:spacing w:before="0" w:after="80" w:line="312" w:lineRule="auto"/>
+        <w:ind w:firstLine="210"/>
+      </w:pPr>
+      <w:r>
+        <w:rPr>
+          <w:rFonts w:ascii="Times New Roman" w:hAnsi="Times New Roman" w:eastAsia="ＭＳ 明朝"/>
+          <w:b w:val="0"/>
+          <w:color w:val="000000"/>
+          <w:sz w:val="21"/>
+        </w:rPr>
+        <w:t>a. 低周波トランス　音声周波数（約30Hz）から数10kHzまでの周波数帯で用いられるもので、インピーダンスの変換や電圧・電流変換などを目的として用いられる。</w:t>
+      </w:r>
+    </w:p>
+    <w:p>
+      <w:pPr>
+        <w:spacing w:before="0" w:after="80" w:line="312" w:lineRule="auto"/>
+        <w:ind w:firstLine="210"/>
+      </w:pPr>
+      <w:r>
+        <w:rPr>
+          <w:rFonts w:ascii="Times New Roman" w:hAnsi="Times New Roman" w:eastAsia="ＭＳ 明朝"/>
+          <w:b w:val="0"/>
+          <w:color w:val="000000"/>
+          <w:sz w:val="21"/>
+        </w:rPr>
+        <w:t>b. 中間周波トランス　無線受信信号などの中間周波増幅回路と呼ばれる回路系で用いられるもので、混信などを防ぐために容量Cと組み合わせて周波数選択性をもたせてある。</w:t>
+      </w:r>
+    </w:p>
+    <w:p>
+      <w:pPr>
+        <w:spacing w:before="0" w:after="80" w:line="312" w:lineRule="auto"/>
+        <w:ind w:firstLine="210"/>
+      </w:pPr>
+      <w:r>
+        <w:rPr>
+          <w:rFonts w:ascii="Times New Roman" w:hAnsi="Times New Roman" w:eastAsia="ＭＳ 明朝"/>
+          <w:b w:val="0"/>
+          <w:color w:val="000000"/>
+          <w:sz w:val="21"/>
+        </w:rPr>
+        <w:t>c. 線路形トランス　平衡線路内のインピーダンス不整合を取り除くために設けられたトランスである。</w:t>
+      </w:r>
+    </w:p>
+    <w:p>
+      <w:pPr>
+        <w:spacing w:before="0" w:after="80" w:line="312" w:lineRule="auto"/>
+        <w:ind w:firstLine="210"/>
+      </w:pPr>
+      <w:r>
+        <w:rPr>
+          <w:rFonts w:ascii="Times New Roman" w:hAnsi="Times New Roman" w:eastAsia="ＭＳ 明朝"/>
+          <w:b w:val="0"/>
+          <w:color w:val="000000"/>
+          <w:sz w:val="21"/>
+        </w:rPr>
+        <w:t>d. パルストランス　サイリスタなどの素子に高圧のパルスを供給したい場合に用いられる。</w:t>
+      </w:r>
+    </w:p>
+    <w:p>
+      <w:pPr>
+        <w:spacing w:before="0" w:after="80" w:line="312" w:lineRule="auto"/>
+        <w:ind w:firstLine="210"/>
+      </w:pPr>
+      <w:r>
+        <w:rPr>
+          <w:rFonts w:ascii="Times New Roman" w:hAnsi="Times New Roman" w:eastAsia="ＭＳ 明朝"/>
+          <w:b w:val="0"/>
+          <w:color w:val="000000"/>
+          <w:sz w:val="21"/>
+        </w:rPr>
+        <w:t>このほかにも、電力分配を目的としたハイブリッドトランスや、高電圧発生を目的としたフライバックトランスなどがある。</w:t>
       </w:r>
     </w:p>
     <w:p>
